--- a/Cours/5eme/SaintExupery/Chapitre_10/Documents/Chapitre 10 - Multiples et diviseurs (Complet).docx
+++ b/Cours/5eme/SaintExupery/Chapitre_10/Documents/Chapitre 10 - Multiples et diviseurs (Complet).docx
@@ -1111,10 +1111,7 @@
           <w:numId w:val="51"/>
         </w:numPr>
         <w:rPr>
-          <w:rStyle w:val="Accentuationlgre"/>
           <w:rFonts w:ascii="Times New Roman" w:eastAsia="Times New Roman" w:hAnsi="Times New Roman" w:cs="Times New Roman"/>
-          <w:i w:val="0"/>
-          <w:iCs w:val="0"/>
           <w:sz w:val="24"/>
           <w:szCs w:val="24"/>
           <w:lang w:eastAsia="fr-FR"/>
@@ -1140,6 +1137,434 @@
         </w:rPr>
         <w:t xml:space="preserve"> par tous les nombres non nuls.</w:t>
       </w:r>
+    </w:p>
+    <w:p>
+      <w:pPr>
+        <w:rPr>
+          <w:rStyle w:val="Accentuationlgre"/>
+          <w:rFonts w:eastAsia="Times New Roman" w:cs="Times New Roman"/>
+          <w:b/>
+          <w:bCs/>
+          <w:i w:val="0"/>
+          <w:iCs w:val="0"/>
+          <w:u w:val="single"/>
+          <w:lang w:eastAsia="fr-FR"/>
+        </w:rPr>
+      </w:pPr>
+      <w:r>
+        <w:rPr>
+          <w:rStyle w:val="Accentuationlgre"/>
+          <w:rFonts w:eastAsia="Times New Roman" w:cs="Times New Roman"/>
+          <w:b/>
+          <w:bCs/>
+          <w:i w:val="0"/>
+          <w:iCs w:val="0"/>
+          <w:u w:val="single"/>
+          <w:lang w:eastAsia="fr-FR"/>
+        </w:rPr>
+        <w:t>Méthode pour trouver tous les diviseurs d’un nombre :</w:t>
+      </w:r>
+    </w:p>
+    <w:p>
+      <w:r>
+        <w:t>Pour trouver tous les diviseurs, on regarde chaque table une par une. Lorsque l'on retombe sur un nombre déjà trouver dans l'une des multiplications précédentes, on a fini.</w:t>
+      </w:r>
+    </w:p>
+    <w:tbl>
+      <w:tblPr>
+        <w:tblStyle w:val="Grilledutableau"/>
+        <w:tblW w:w="0" w:type="auto"/>
+        <w:tblLook w:val="04A0" w:firstRow="1" w:lastRow="0" w:firstColumn="1" w:lastColumn="0" w:noHBand="0" w:noVBand="1"/>
+      </w:tblPr>
+      <w:tblGrid>
+        <w:gridCol w:w="1343"/>
+        <w:gridCol w:w="1204"/>
+        <w:gridCol w:w="7366"/>
+      </w:tblGrid>
+      <w:tr>
+        <w:tc>
+          <w:tcPr>
+            <w:tcW w:w="1343" w:type="dxa"/>
+          </w:tcPr>
+          <w:p>
+            <w:pPr>
+              <w:jc w:val="center"/>
+              <w:rPr>
+                <w:rStyle w:val="Accentuationlgre"/>
+                <w:rFonts w:eastAsia="Times New Roman" w:cs="Times New Roman"/>
+                <w:b/>
+                <w:bCs/>
+                <w:i w:val="0"/>
+                <w:iCs w:val="0"/>
+                <w:lang w:eastAsia="fr-FR"/>
+              </w:rPr>
+            </w:pPr>
+            <w:r>
+              <w:rPr>
+                <w:rStyle w:val="Accentuationlgre"/>
+                <w:rFonts w:eastAsia="Times New Roman" w:cs="Times New Roman"/>
+                <w:b/>
+                <w:bCs/>
+                <w:i w:val="0"/>
+                <w:iCs w:val="0"/>
+                <w:lang w:eastAsia="fr-FR"/>
+              </w:rPr>
+              <w:t>42</w:t>
+            </w:r>
+          </w:p>
+          <w:p>
+            <w:pPr>
+              <w:rPr>
+                <w:rStyle w:val="Accentuationlgre"/>
+                <w:rFonts w:eastAsia="Times New Roman" w:cs="Times New Roman"/>
+                <w:i w:val="0"/>
+                <w:iCs w:val="0"/>
+                <w:lang w:eastAsia="fr-FR"/>
+              </w:rPr>
+            </w:pPr>
+            <m:oMathPara>
+              <m:oMath>
+                <m:r>
+                  <m:rPr>
+                    <m:sty m:val="p"/>
+                  </m:rPr>
+                  <w:rPr>
+                    <w:rStyle w:val="Accentuationlgre"/>
+                    <w:rFonts w:ascii="Cambria Math" w:eastAsia="Times New Roman" w:hAnsi="Cambria Math" w:cs="Times New Roman"/>
+                    <w:lang w:eastAsia="fr-FR"/>
+                  </w:rPr>
+                  <m:t>1×42</m:t>
+                </m:r>
+              </m:oMath>
+            </m:oMathPara>
+          </w:p>
+          <w:p>
+            <w:pPr>
+              <w:rPr>
+                <w:rStyle w:val="Accentuationlgre"/>
+                <w:rFonts w:eastAsia="Times New Roman" w:cs="Times New Roman"/>
+                <w:i w:val="0"/>
+                <w:iCs w:val="0"/>
+                <w:lang w:eastAsia="fr-FR"/>
+              </w:rPr>
+            </w:pPr>
+            <m:oMathPara>
+              <m:oMath>
+                <m:r>
+                  <m:rPr>
+                    <m:sty m:val="p"/>
+                  </m:rPr>
+                  <w:rPr>
+                    <w:rStyle w:val="Accentuationlgre"/>
+                    <w:rFonts w:ascii="Cambria Math" w:eastAsia="Times New Roman" w:hAnsi="Cambria Math" w:cs="Times New Roman"/>
+                    <w:lang w:eastAsia="fr-FR"/>
+                  </w:rPr>
+                  <m:t>2×21</m:t>
+                </m:r>
+              </m:oMath>
+            </m:oMathPara>
+          </w:p>
+          <w:p>
+            <w:pPr>
+              <w:rPr>
+                <w:rStyle w:val="Accentuationlgre"/>
+                <w:rFonts w:eastAsia="Times New Roman" w:cs="Times New Roman"/>
+                <w:i w:val="0"/>
+                <w:iCs w:val="0"/>
+                <w:lang w:eastAsia="fr-FR"/>
+              </w:rPr>
+            </w:pPr>
+            <m:oMathPara>
+              <m:oMath>
+                <m:r>
+                  <m:rPr>
+                    <m:sty m:val="p"/>
+                  </m:rPr>
+                  <w:rPr>
+                    <w:rStyle w:val="Accentuationlgre"/>
+                    <w:rFonts w:ascii="Cambria Math" w:eastAsia="Times New Roman" w:hAnsi="Cambria Math" w:cs="Times New Roman"/>
+                    <w:lang w:eastAsia="fr-FR"/>
+                  </w:rPr>
+                  <m:t>3×14</m:t>
+                </m:r>
+              </m:oMath>
+            </m:oMathPara>
+          </w:p>
+          <w:p>
+            <w:pPr>
+              <w:rPr>
+                <w:rStyle w:val="Accentuationlgre"/>
+                <w:rFonts w:eastAsia="Times New Roman" w:cs="Times New Roman"/>
+                <w:i w:val="0"/>
+                <w:iCs w:val="0"/>
+                <w:strike/>
+                <w:lang w:eastAsia="fr-FR"/>
+              </w:rPr>
+            </w:pPr>
+            <m:oMathPara>
+              <m:oMath>
+                <m:r>
+                  <m:rPr>
+                    <m:sty m:val="p"/>
+                  </m:rPr>
+                  <w:rPr>
+                    <w:rStyle w:val="Accentuationlgre"/>
+                    <w:rFonts w:ascii="Cambria Math" w:eastAsia="Times New Roman" w:hAnsi="Cambria Math" w:cs="Times New Roman"/>
+                    <w:strike/>
+                    <w:lang w:eastAsia="fr-FR"/>
+                  </w:rPr>
+                  <m:t>4×…</m:t>
+                </m:r>
+              </m:oMath>
+            </m:oMathPara>
+          </w:p>
+        </w:tc>
+        <w:tc>
+          <w:tcPr>
+            <w:tcW w:w="1204" w:type="dxa"/>
+          </w:tcPr>
+          <w:p>
+            <w:pPr>
+              <w:rPr>
+                <w:rStyle w:val="Accentuationlgre"/>
+                <w:rFonts w:eastAsia="Times New Roman" w:cs="Times New Roman"/>
+                <w:i w:val="0"/>
+                <w:iCs w:val="0"/>
+                <w:strike/>
+                <w:lang w:eastAsia="fr-FR"/>
+              </w:rPr>
+            </w:pPr>
+            <m:oMathPara>
+              <m:oMath>
+                <m:r>
+                  <m:rPr>
+                    <m:sty m:val="p"/>
+                  </m:rPr>
+                  <w:rPr>
+                    <w:rStyle w:val="Accentuationlgre"/>
+                    <w:rFonts w:ascii="Cambria Math" w:eastAsia="Times New Roman" w:hAnsi="Cambria Math" w:cs="Times New Roman"/>
+                    <w:strike/>
+                    <w:lang w:eastAsia="fr-FR"/>
+                  </w:rPr>
+                  <m:t>5×…</m:t>
+                </m:r>
+              </m:oMath>
+            </m:oMathPara>
+          </w:p>
+          <w:p>
+            <w:pPr>
+              <w:rPr>
+                <w:rStyle w:val="Accentuationlgre"/>
+                <w:rFonts w:eastAsia="Times New Roman" w:cs="Times New Roman"/>
+                <w:i w:val="0"/>
+                <w:iCs w:val="0"/>
+                <w:lang w:eastAsia="fr-FR"/>
+              </w:rPr>
+            </w:pPr>
+            <m:oMathPara>
+              <m:oMath>
+                <m:r>
+                  <m:rPr>
+                    <m:sty m:val="p"/>
+                  </m:rPr>
+                  <w:rPr>
+                    <w:rStyle w:val="Accentuationlgre"/>
+                    <w:rFonts w:ascii="Cambria Math" w:eastAsia="Times New Roman" w:hAnsi="Cambria Math" w:cs="Times New Roman"/>
+                    <w:lang w:eastAsia="fr-FR"/>
+                  </w:rPr>
+                  <m:t>6×7</m:t>
+                </m:r>
+              </m:oMath>
+            </m:oMathPara>
+          </w:p>
+          <w:p>
+            <w:pPr>
+              <w:rPr>
+                <w:rStyle w:val="Accentuationlgre"/>
+                <w:rFonts w:eastAsia="Times New Roman" w:cs="Times New Roman"/>
+                <w:b/>
+                <w:bCs/>
+                <w:i w:val="0"/>
+                <w:iCs w:val="0"/>
+                <w:u w:val="single"/>
+                <w:lang w:eastAsia="fr-FR"/>
+              </w:rPr>
+            </w:pPr>
+          </w:p>
+          <w:p>
+            <w:pPr>
+              <w:rPr>
+                <w:rStyle w:val="Accentuationlgre"/>
+                <w:rFonts w:eastAsia="Times New Roman" w:cs="Times New Roman"/>
+                <w:i w:val="0"/>
+                <w:iCs w:val="0"/>
+                <w:lang w:eastAsia="fr-FR"/>
+              </w:rPr>
+            </w:pPr>
+          </w:p>
+        </w:tc>
+        <w:tc>
+          <w:tcPr>
+            <w:tcW w:w="7366" w:type="dxa"/>
+          </w:tcPr>
+          <w:p>
+            <w:pPr>
+              <w:rPr>
+                <w:rStyle w:val="Accentuationlgre"/>
+                <w:rFonts w:eastAsia="Times New Roman" w:cs="Times New Roman"/>
+                <w:i w:val="0"/>
+                <w:iCs w:val="0"/>
+                <w:strike/>
+                <w:lang w:eastAsia="fr-FR"/>
+              </w:rPr>
+            </w:pPr>
+            <w:r>
+              <w:rPr>
+                <w:rStyle w:val="Accentuationlgre"/>
+                <w:rFonts w:eastAsia="Times New Roman" w:cs="Times New Roman"/>
+                <w:i w:val="0"/>
+                <w:iCs w:val="0"/>
+                <w:lang w:eastAsia="fr-FR"/>
+              </w:rPr>
+              <w:t>Les diviseurs de 42 sont donc 1</w:t>
+            </w:r>
+            <w:r>
+              <w:rPr>
+                <w:rStyle w:val="Accentuationlgre"/>
+                <w:rFonts w:eastAsia="Times New Roman" w:cs="Times New Roman"/>
+                <w:i w:val="0"/>
+                <w:iCs w:val="0"/>
+                <w:lang w:eastAsia="fr-FR"/>
+              </w:rPr>
+              <w:t> ;</w:t>
+            </w:r>
+            <w:r>
+              <w:rPr>
+                <w:rStyle w:val="Accentuationlgre"/>
+                <w:rFonts w:eastAsia="Times New Roman" w:cs="Times New Roman"/>
+                <w:i w:val="0"/>
+                <w:iCs w:val="0"/>
+                <w:lang w:eastAsia="fr-FR"/>
+              </w:rPr>
+              <w:t>2</w:t>
+            </w:r>
+            <w:r>
+              <w:rPr>
+                <w:rStyle w:val="Accentuationlgre"/>
+                <w:rFonts w:eastAsia="Times New Roman" w:cs="Times New Roman"/>
+                <w:i w:val="0"/>
+                <w:iCs w:val="0"/>
+                <w:lang w:eastAsia="fr-FR"/>
+              </w:rPr>
+              <w:t> ;</w:t>
+            </w:r>
+            <w:r>
+              <w:rPr>
+                <w:rStyle w:val="Accentuationlgre"/>
+                <w:rFonts w:eastAsia="Times New Roman" w:cs="Times New Roman"/>
+                <w:i w:val="0"/>
+                <w:iCs w:val="0"/>
+                <w:lang w:eastAsia="fr-FR"/>
+              </w:rPr>
+              <w:t>3</w:t>
+            </w:r>
+            <w:r>
+              <w:rPr>
+                <w:rStyle w:val="Accentuationlgre"/>
+                <w:rFonts w:eastAsia="Times New Roman" w:cs="Times New Roman"/>
+                <w:i w:val="0"/>
+                <w:iCs w:val="0"/>
+                <w:lang w:eastAsia="fr-FR"/>
+              </w:rPr>
+              <w:t> ;</w:t>
+            </w:r>
+            <w:r>
+              <w:rPr>
+                <w:rStyle w:val="Accentuationlgre"/>
+                <w:rFonts w:eastAsia="Times New Roman" w:cs="Times New Roman"/>
+                <w:i w:val="0"/>
+                <w:iCs w:val="0"/>
+                <w:lang w:eastAsia="fr-FR"/>
+              </w:rPr>
+              <w:t>6</w:t>
+            </w:r>
+            <w:r>
+              <w:rPr>
+                <w:rStyle w:val="Accentuationlgre"/>
+                <w:rFonts w:eastAsia="Times New Roman" w:cs="Times New Roman"/>
+                <w:i w:val="0"/>
+                <w:iCs w:val="0"/>
+                <w:lang w:eastAsia="fr-FR"/>
+              </w:rPr>
+              <w:t> ;</w:t>
+            </w:r>
+            <w:r>
+              <w:rPr>
+                <w:rStyle w:val="Accentuationlgre"/>
+                <w:rFonts w:eastAsia="Times New Roman" w:cs="Times New Roman"/>
+                <w:i w:val="0"/>
+                <w:iCs w:val="0"/>
+                <w:lang w:eastAsia="fr-FR"/>
+              </w:rPr>
+              <w:t>7</w:t>
+            </w:r>
+            <w:r>
+              <w:rPr>
+                <w:rStyle w:val="Accentuationlgre"/>
+                <w:rFonts w:eastAsia="Times New Roman" w:cs="Times New Roman"/>
+                <w:i w:val="0"/>
+                <w:iCs w:val="0"/>
+                <w:lang w:eastAsia="fr-FR"/>
+              </w:rPr>
+              <w:t> ;</w:t>
+            </w:r>
+            <w:r>
+              <w:rPr>
+                <w:rStyle w:val="Accentuationlgre"/>
+                <w:rFonts w:eastAsia="Times New Roman" w:cs="Times New Roman"/>
+                <w:i w:val="0"/>
+                <w:iCs w:val="0"/>
+                <w:lang w:eastAsia="fr-FR"/>
+              </w:rPr>
+              <w:t>14</w:t>
+            </w:r>
+            <w:r>
+              <w:rPr>
+                <w:rStyle w:val="Accentuationlgre"/>
+                <w:rFonts w:eastAsia="Times New Roman" w:cs="Times New Roman"/>
+                <w:i w:val="0"/>
+                <w:iCs w:val="0"/>
+                <w:lang w:eastAsia="fr-FR"/>
+              </w:rPr>
+              <w:t> ;</w:t>
+            </w:r>
+            <w:r>
+              <w:rPr>
+                <w:rStyle w:val="Accentuationlgre"/>
+                <w:rFonts w:eastAsia="Times New Roman" w:cs="Times New Roman"/>
+                <w:i w:val="0"/>
+                <w:iCs w:val="0"/>
+                <w:lang w:eastAsia="fr-FR"/>
+              </w:rPr>
+              <w:t>21 et 42</w:t>
+            </w:r>
+          </w:p>
+        </w:tc>
+      </w:tr>
+    </w:tbl>
+    <w:p>
+      <w:pPr>
+        <w:rPr>
+          <w:rStyle w:val="Accentuationlgre"/>
+          <w:rFonts w:eastAsia="Times New Roman" w:cs="Times New Roman"/>
+          <w:b/>
+          <w:bCs/>
+          <w:i w:val="0"/>
+          <w:iCs w:val="0"/>
+          <w:u w:val="single"/>
+          <w:lang w:eastAsia="fr-FR"/>
+        </w:rPr>
+      </w:pPr>
     </w:p>
     <w:p>
       <w:pPr>
@@ -1377,7 +1802,6 @@
         <w:pStyle w:val="Sous-titre"/>
       </w:pPr>
       <w:r>
-        <w:lastRenderedPageBreak/>
         <w:t>Exemples :</w:t>
       </w:r>
     </w:p>
